--- a/assets/cv/Julian Tanui CV.docx
+++ b/assets/cv/Julian Tanui CV.docx
@@ -80,7 +80,7 @@
           <w:sz w:val="22"/>
           <w:u w:val="none"/>
         </w:rPr>
-        <w:t>Software and AI Engineer with a BSc in Informatics and Computer Science, currently building production software for the climate technology sector at Verst Carbon. My work spans full-stack web applications, AI agent systems, and data pipelines, from a financial risk engine for carbon-credit portfolios to a real-time meeting intelligence platform and a deepfake detection system. Recognized for academic excellence through the Dean's List and experienced in international innovation challenges, I focus on turning complex problems into reliable, well-crafted products.</w:t>
+        <w:t>Software and AI Engineer holding a BSc in Informatics and Computer Science (Second Class Honours, Upper Division) from Strathmore University, currently building production software for the climate technology sector at Verst Carbon. My work spans full-stack web applications, AI agent systems, and data pipelines, from a financial risk engine for carbon-credit portfolios to a real-time meeting intelligence platform and a deepfake detection system. Recognized for academic excellence through the Dean's List and experienced in international innovation challenges, I focus on turning complex problems into reliable, well-crafted products.</w:t>
       </w:r>
     </w:p>
     <w:p>
@@ -324,7 +324,7 @@
           <w:sz w:val="22"/>
           <w:u w:val="none"/>
         </w:rPr>
-        <w:t>Coursework completed, December 2025 | Degree conferment: August 2026</w:t>
+        <w:t>Graduated August 2026 | Second Class Honours, Upper Division</w:t>
       </w:r>
     </w:p>
     <w:p>

--- a/assets/cv/Julian Tanui CV.docx
+++ b/assets/cv/Julian Tanui CV.docx
@@ -80,7 +80,7 @@
           <w:sz w:val="22"/>
           <w:u w:val="none"/>
         </w:rPr>
-        <w:t>Software and AI Engineer holding a BSc in Informatics and Computer Science (Second Class Honours, Upper Division) from Strathmore University, currently building production software for the climate technology sector at Verst Carbon. My work spans full-stack web applications, AI agent systems, and data pipelines, from a financial risk engine for carbon-credit portfolios to a real-time meeting intelligence platform and a deepfake detection system. Recognized for academic excellence through the Dean's List and experienced in international innovation challenges, I focus on turning complex problems into reliable, well-crafted products.</w:t>
+        <w:t>Software and AI Engineer holding a BSc in Informatics and Computer Science (Second Class Honours, Upper Division) from Strathmore University, currently building production software for the climate technology sector at Verst Carbon. My work spans full-stack web applications, AI agent systems, and data pipelines, from geospatial decision-support dashboards to a real-time meeting intelligence platform and a deepfake detection system. Recognized for academic excellence through the Dean's List, I focus on turning complex problems into reliable, well-crafted products.</w:t>
       </w:r>
     </w:p>
     <w:p>
@@ -655,100 +655,6 @@
           <w:sz w:val="24"/>
           <w:u w:val="single"/>
         </w:rPr>
-        <w:t>HACKATHONS &amp; INNOVATION CHALLENGES</w:t>
-      </w:r>
-    </w:p>
-    <w:p>
-      <w:pPr>
-        <w:pStyle w:val="ListBullet"/>
-        <w:spacing w:after="40"/>
-      </w:pPr>
-      <w:r>
-        <w:rPr>
-          <w:rFonts w:ascii="Times New Roman" w:hAnsi="Times New Roman" w:cs="Times New Roman" w:eastAsia="Times New Roman"/>
-          <w:b/>
-          <w:i w:val="0"/>
-          <w:sz w:val="22"/>
-          <w:u w:val="none"/>
-        </w:rPr>
-        <w:t>International Energy &amp; Sustainability Hackathon (2026)</w:t>
-      </w:r>
-      <w:r>
-        <w:rPr>
-          <w:rFonts w:ascii="Times New Roman" w:hAnsi="Times New Roman" w:cs="Times New Roman" w:eastAsia="Times New Roman"/>
-          <w:b w:val="0"/>
-          <w:i w:val="0"/>
-          <w:sz w:val="22"/>
-          <w:u w:val="none"/>
-        </w:rPr>
-        <w:t>: Completed the 2026 cohort, developing sustainable energy solutions.</w:t>
-      </w:r>
-    </w:p>
-    <w:p>
-      <w:pPr>
-        <w:pStyle w:val="ListBullet"/>
-        <w:spacing w:after="40"/>
-      </w:pPr>
-      <w:r>
-        <w:rPr>
-          <w:rFonts w:ascii="Times New Roman" w:hAnsi="Times New Roman" w:cs="Times New Roman" w:eastAsia="Times New Roman"/>
-          <w:b/>
-          <w:i w:val="0"/>
-          <w:sz w:val="22"/>
-          <w:u w:val="none"/>
-        </w:rPr>
-        <w:t>Inflection AI Hackathon (Climate Change)</w:t>
-      </w:r>
-      <w:r>
-        <w:rPr>
-          <w:rFonts w:ascii="Times New Roman" w:hAnsi="Times New Roman" w:cs="Times New Roman" w:eastAsia="Times New Roman"/>
-          <w:b w:val="0"/>
-          <w:i w:val="0"/>
-          <w:sz w:val="22"/>
-          <w:u w:val="none"/>
-        </w:rPr>
-        <w:t>: Developed 'EcoCoin,' a fintech solution for trading carbon credits for real currency to incentivize climate action.</w:t>
-      </w:r>
-    </w:p>
-    <w:p>
-      <w:pPr>
-        <w:pStyle w:val="ListBullet"/>
-        <w:spacing w:after="40"/>
-      </w:pPr>
-      <w:r>
-        <w:rPr>
-          <w:rFonts w:ascii="Times New Roman" w:hAnsi="Times New Roman" w:cs="Times New Roman" w:eastAsia="Times New Roman"/>
-          <w:b/>
-          <w:i w:val="0"/>
-          <w:sz w:val="22"/>
-          <w:u w:val="none"/>
-        </w:rPr>
-        <w:t>Oracle Hackathon (Climate Change)</w:t>
-      </w:r>
-      <w:r>
-        <w:rPr>
-          <w:rFonts w:ascii="Times New Roman" w:hAnsi="Times New Roman" w:cs="Times New Roman" w:eastAsia="Times New Roman"/>
-          <w:b w:val="0"/>
-          <w:i w:val="0"/>
-          <w:sz w:val="22"/>
-          <w:u w:val="none"/>
-        </w:rPr>
-        <w:t>: Built 'Smart IoT Farm,' an integrated system using sensors and AI to monitor soil health and automate irrigation.</w:t>
-      </w:r>
-    </w:p>
-    <w:p>
-      <w:pPr>
-        <w:spacing w:before="160" w:after="40"/>
-      </w:pPr>
-      <w:r>
-        <w:rPr>
-          <w:rFonts w:ascii="Times New Roman" w:hAnsi="Times New Roman" w:cs="Times New Roman" w:eastAsia="Times New Roman"/>
-          <w:b/>
-          <w:i w:val="0"/>
-          <w:color w:val="1F3A6B"/>
-          <w:sz w:val="24"/>
-          <w:u w:val="single"/>
-        </w:rPr>
         <w:t>SELECTED ENGINEERING PROJECTS</w:t>
       </w:r>
     </w:p>
@@ -832,32 +738,6 @@
           <w:sz w:val="22"/>
           <w:u w:val="none"/>
         </w:rPr>
-        <w:t>Project Rainmaker (AI Sales Agent)</w:t>
-      </w:r>
-      <w:r>
-        <w:rPr>
-          <w:rFonts w:ascii="Times New Roman" w:hAnsi="Times New Roman" w:cs="Times New Roman" w:eastAsia="Times New Roman"/>
-          <w:b w:val="0"/>
-          <w:i w:val="0"/>
-          <w:sz w:val="22"/>
-          <w:u w:val="none"/>
-        </w:rPr>
-        <w:t>: An AI sales agent (LangGraph) that researches businesses online, evaluates their websites for marketing gaps, scores leads, and generates outreach reports. Developed for Okara AI's automated marketing platform.</w:t>
-      </w:r>
-    </w:p>
-    <w:p>
-      <w:pPr>
-        <w:pStyle w:val="ListBullet"/>
-        <w:spacing w:after="40"/>
-      </w:pPr>
-      <w:r>
-        <w:rPr>
-          <w:rFonts w:ascii="Times New Roman" w:hAnsi="Times New Roman" w:cs="Times New Roman" w:eastAsia="Times New Roman"/>
-          <w:b/>
-          <w:i w:val="0"/>
-          <w:sz w:val="22"/>
-          <w:u w:val="none"/>
-        </w:rPr>
         <w:t>Gaming RAG Assistant (AI)</w:t>
       </w:r>
       <w:r>
@@ -883,7 +763,7 @@
           <w:sz w:val="22"/>
           <w:u w:val="none"/>
         </w:rPr>
-        <w:t>Climate &amp; Fintech</w:t>
+        <w:t>Data &amp; Platforms</w:t>
       </w:r>
     </w:p>
     <w:p>
@@ -899,7 +779,7 @@
           <w:sz w:val="22"/>
           <w:u w:val="none"/>
         </w:rPr>
-        <w:t>OfftakeOS (Fintech + AI Automation)</w:t>
+        <w:t>Corridor Intelligence Platform (Verst Carbon)</w:t>
       </w:r>
       <w:r>
         <w:rPr>
@@ -909,7 +789,7 @@
           <w:sz w:val="22"/>
           <w:u w:val="none"/>
         </w:rPr>
-        <w:t>: An automated financial risk engine for carbon-credit portfolios that ingests forward contracts, monitors real-world environmental and market data, and scores delivery risk on interactive dashboards. Built with Next.js, Flask, and PostgreSQL, backed by a comprehensive automated test suite.</w:t>
+        <w:t>: A decision-support platform for the Abidjan-Lagos Corridor, a 1,028 km highway corridor linking five West African nations. Consolidates infrastructure, economic, policy and stakeholder data into one dashboard, with an interactive map and a chat-driven agent that answers questions and drives contextual map overlays. Built with Next.js, React and TypeScript for the EU-Africa Business Forum.</w:t>
       </w:r>
     </w:p>
     <w:p>
@@ -925,7 +805,7 @@
           <w:sz w:val="22"/>
           <w:u w:val="none"/>
         </w:rPr>
-        <w:t>CarbonVerify (Fullstack + DevOps)</w:t>
+        <w:t>cleancookIQ (Fullstack, co-built with Ignis Innovation)</w:t>
       </w:r>
       <w:r>
         <w:rPr>
@@ -935,7 +815,59 @@
           <w:sz w:val="22"/>
           <w:u w:val="none"/>
         </w:rPr>
-        <w:t>: A carbon-credit auditing dashboard with project mapping, sensor-data verification, and a certificate-issuing workflow. Built with React, a Node.js/Express API, PostgreSQL, and a full CI/CD pipeline.</w:t>
+        <w:t>: A platform coordinating Kenya's institutional shift away from polluting cooking fuels, giving institutions, suppliers, funders and researchers each their own workspace. Covers carbon project registration, credit verification and digital monitoring records alongside a supplier marketplace and financing tools. Built with React, TypeScript and Supabase.</w:t>
+      </w:r>
+    </w:p>
+    <w:p>
+      <w:pPr>
+        <w:pStyle w:val="ListBullet"/>
+        <w:spacing w:after="40"/>
+      </w:pPr>
+      <w:r>
+        <w:rPr>
+          <w:rFonts w:ascii="Times New Roman" w:hAnsi="Times New Roman" w:cs="Times New Roman" w:eastAsia="Times New Roman"/>
+          <w:b/>
+          <w:i w:val="0"/>
+          <w:sz w:val="22"/>
+          <w:u w:val="none"/>
+        </w:rPr>
+        <w:t>Soil Health Dashboard (Geospatial Data)</w:t>
+      </w:r>
+      <w:r>
+        <w:rPr>
+          <w:rFonts w:ascii="Times New Roman" w:hAnsi="Times New Roman" w:cs="Times New Roman" w:eastAsia="Times New Roman"/>
+          <w:b w:val="0"/>
+          <w:i w:val="0"/>
+          <w:sz w:val="22"/>
+          <w:u w:val="none"/>
+        </w:rPr>
+        <w:t>: An analytical dashboard unifying authoritative soil datasets into one workspace. Queries live soil properties for any coordinate, compares sources against each other, and scores land degradation risk across a point or a drawn polygon, carrying uncertainty ranges through to the interface. Built with Next.js, TypeScript and MapLibre GL.</w:t>
+      </w:r>
+    </w:p>
+    <w:p>
+      <w:pPr>
+        <w:pStyle w:val="ListBullet"/>
+        <w:spacing w:after="40"/>
+      </w:pPr>
+      <w:r>
+        <w:rPr>
+          <w:rFonts w:ascii="Times New Roman" w:hAnsi="Times New Roman" w:cs="Times New Roman" w:eastAsia="Times New Roman"/>
+          <w:b/>
+          <w:i w:val="0"/>
+          <w:sz w:val="22"/>
+          <w:u w:val="none"/>
+        </w:rPr>
+        <w:t>Smart Farming Assistant (IoT + AI)</w:t>
+      </w:r>
+      <w:r>
+        <w:rPr>
+          <w:rFonts w:ascii="Times New Roman" w:hAnsi="Times New Roman" w:cs="Times New Roman" w:eastAsia="Times New Roman"/>
+          <w:b w:val="0"/>
+          <w:i w:val="0"/>
+          <w:sz w:val="22"/>
+          <w:u w:val="none"/>
+        </w:rPr>
+        <w:t>: A farm management dashboard combining live sensor readings for soil moisture and environmental conditions with weather forecasting and an AI assistant that answers agronomic questions. Built with React, TypeScript and FastAPI.</w:t>
       </w:r>
     </w:p>
     <w:p>
@@ -1003,6 +935,32 @@
           <w:u w:val="none"/>
         </w:rPr>
         <w:t>: Web-based donation platform bridging donors and receivers to facilitate community support.</w:t>
+      </w:r>
+    </w:p>
+    <w:p>
+      <w:pPr>
+        <w:pStyle w:val="ListBullet"/>
+        <w:spacing w:after="40"/>
+      </w:pPr>
+      <w:r>
+        <w:rPr>
+          <w:rFonts w:ascii="Times New Roman" w:hAnsi="Times New Roman" w:cs="Times New Roman" w:eastAsia="Times New Roman"/>
+          <w:b/>
+          <w:i w:val="0"/>
+          <w:sz w:val="22"/>
+          <w:u w:val="none"/>
+        </w:rPr>
+        <w:t>Client Portfolio Websites (Freelance)</w:t>
+      </w:r>
+      <w:r>
+        <w:rPr>
+          <w:rFonts w:ascii="Times New Roman" w:hAnsi="Times New Roman" w:cs="Times New Roman" w:eastAsia="Times New Roman"/>
+          <w:b w:val="0"/>
+          <w:i w:val="0"/>
+          <w:sz w:val="22"/>
+          <w:u w:val="none"/>
+        </w:rPr>
+        <w:t>: Designed and delivered personal portfolio sites for three professional clients, covering responsive layout, content structure and deployment.</w:t>
       </w:r>
     </w:p>
     <w:p>
